--- a/downloads/handouts/Unit 03/Handout 03.08 - Toolkit Test Sheet and Toolkit Card.docx
+++ b/downloads/handouts/Unit 03/Handout 03.08 - Toolkit Test Sheet and Toolkit Card.docx
@@ -77,9 +77,9 @@
       <w:pPr>
         <w:pStyle w:val="Heading3"/>
       </w:pPr>
-      <w:bookmarkStart w:id="21" w:name="word-bank-in-other-languages"/>
-      <w:r>
-        <w:t xml:space="preserve">Word bank in other languages</w:t>
+      <w:bookmarkStart w:id="21" w:name="word-bank-in-spanish"/>
+      <w:r>
+        <w:t xml:space="preserve">Word bank in Spanish</w:t>
       </w:r>
       <w:bookmarkEnd w:id="21"/>
     </w:p>
@@ -90,10 +90,8 @@
         <w:tblLook w:firstRow="1"/>
       </w:tblPr>
       <w:tblGrid>
-        <w:gridCol w:w="2340"/>
-        <w:gridCol w:w="2340"/>
-        <w:gridCol w:w="2340"/>
-        <w:gridCol w:w="2340"/>
+        <w:gridCol w:w="4680"/>
+        <w:gridCol w:w="4680"/>
       </w:tblGrid>
       <w:tr>
         <w:trPr>
@@ -101,7 +99,7 @@
         </w:trPr>
         <w:tc>
           <w:tcPr>
-            <w:tcW w:type="dxa" w:w="2340"/>
+            <w:tcW w:type="dxa" w:w="4680"/>
             <w:tcBorders>
               <w:bottom w:val="single"/>
             </w:tcBorders>
@@ -119,7 +117,7 @@
         </w:tc>
         <w:tc>
           <w:tcPr>
-            <w:tcW w:type="dxa" w:w="2340"/>
+            <w:tcW w:type="dxa" w:w="4680"/>
             <w:tcBorders>
               <w:bottom w:val="single"/>
             </w:tcBorders>
@@ -131,42 +129,6 @@
               <w:jc w:val="left"/>
             </w:pPr>
             <w:r>
-              <w:t xml:space="preserve">Turkish</w:t>
-            </w:r>
-          </w:p>
-        </w:tc>
-        <w:tc>
-          <w:tcPr>
-            <w:tcW w:type="dxa" w:w="2340"/>
-            <w:tcBorders>
-              <w:bottom w:val="single"/>
-            </w:tcBorders>
-            <w:vAlign w:val="bottom"/>
-          </w:tcPr>
-          <w:p>
-            <w:pPr>
-              <w:pStyle w:val="Compact"/>
-              <w:jc w:val="left"/>
-            </w:pPr>
-            <w:r>
-              <w:t xml:space="preserve">Portuguese</w:t>
-            </w:r>
-          </w:p>
-        </w:tc>
-        <w:tc>
-          <w:tcPr>
-            <w:tcW w:type="dxa" w:w="2340"/>
-            <w:tcBorders>
-              <w:bottom w:val="single"/>
-            </w:tcBorders>
-            <w:vAlign w:val="bottom"/>
-          </w:tcPr>
-          <w:p>
-            <w:pPr>
-              <w:pStyle w:val="Compact"/>
-              <w:jc w:val="left"/>
-            </w:pPr>
-            <w:r>
               <w:t xml:space="preserve">Spanish</w:t>
             </w:r>
           </w:p>
@@ -175,7 +137,7 @@
       <w:tr>
         <w:tc>
           <w:tcPr>
-            <w:tcW w:type="dxa" w:w="2340"/>
+            <w:tcW w:type="dxa" w:w="4680"/>
           </w:tcPr>
           <w:p>
             <w:pPr>
@@ -189,35 +151,7 @@
         </w:tc>
         <w:tc>
           <w:tcPr>
-            <w:tcW w:type="dxa" w:w="2340"/>
-          </w:tcPr>
-          <w:p>
-            <w:pPr>
-              <w:pStyle w:val="Compact"/>
-              <w:jc w:val="left"/>
-            </w:pPr>
-            <w:r>
-              <w:t xml:space="preserve">nefes almak</w:t>
-            </w:r>
-          </w:p>
-        </w:tc>
-        <w:tc>
-          <w:tcPr>
-            <w:tcW w:type="dxa" w:w="2340"/>
-          </w:tcPr>
-          <w:p>
-            <w:pPr>
-              <w:pStyle w:val="Compact"/>
-              <w:jc w:val="left"/>
-            </w:pPr>
-            <w:r>
-              <w:t xml:space="preserve">respirar</w:t>
-            </w:r>
-          </w:p>
-        </w:tc>
-        <w:tc>
-          <w:tcPr>
-            <w:tcW w:type="dxa" w:w="2340"/>
+            <w:tcW w:type="dxa" w:w="4680"/>
           </w:tcPr>
           <w:p>
             <w:pPr>
@@ -233,7 +167,7 @@
       <w:tr>
         <w:tc>
           <w:tcPr>
-            <w:tcW w:type="dxa" w:w="2340"/>
+            <w:tcW w:type="dxa" w:w="4680"/>
           </w:tcPr>
           <w:p>
             <w:pPr>
@@ -247,35 +181,7 @@
         </w:tc>
         <w:tc>
           <w:tcPr>
-            <w:tcW w:type="dxa" w:w="2340"/>
-          </w:tcPr>
-          <w:p>
-            <w:pPr>
-              <w:pStyle w:val="Compact"/>
-              <w:jc w:val="left"/>
-            </w:pPr>
-            <w:r>
-              <w:t xml:space="preserve">yürümek</w:t>
-            </w:r>
-          </w:p>
-        </w:tc>
-        <w:tc>
-          <w:tcPr>
-            <w:tcW w:type="dxa" w:w="2340"/>
-          </w:tcPr>
-          <w:p>
-            <w:pPr>
-              <w:pStyle w:val="Compact"/>
-              <w:jc w:val="left"/>
-            </w:pPr>
-            <w:r>
-              <w:t xml:space="preserve">caminhar</w:t>
-            </w:r>
-          </w:p>
-        </w:tc>
-        <w:tc>
-          <w:tcPr>
-            <w:tcW w:type="dxa" w:w="2340"/>
+            <w:tcW w:type="dxa" w:w="4680"/>
           </w:tcPr>
           <w:p>
             <w:pPr>
@@ -291,7 +197,7 @@
       <w:tr>
         <w:tc>
           <w:tcPr>
-            <w:tcW w:type="dxa" w:w="2340"/>
+            <w:tcW w:type="dxa" w:w="4680"/>
           </w:tcPr>
           <w:p>
             <w:pPr>
@@ -305,35 +211,7 @@
         </w:tc>
         <w:tc>
           <w:tcPr>
-            <w:tcW w:type="dxa" w:w="2340"/>
-          </w:tcPr>
-          <w:p>
-            <w:pPr>
-              <w:pStyle w:val="Compact"/>
-              <w:jc w:val="left"/>
-            </w:pPr>
-            <w:r>
-              <w:t xml:space="preserve">yazmak</w:t>
-            </w:r>
-          </w:p>
-        </w:tc>
-        <w:tc>
-          <w:tcPr>
-            <w:tcW w:type="dxa" w:w="2340"/>
-          </w:tcPr>
-          <w:p>
-            <w:pPr>
-              <w:pStyle w:val="Compact"/>
-              <w:jc w:val="left"/>
-            </w:pPr>
-            <w:r>
-              <w:t xml:space="preserve">escrever</w:t>
-            </w:r>
-          </w:p>
-        </w:tc>
-        <w:tc>
-          <w:tcPr>
-            <w:tcW w:type="dxa" w:w="2340"/>
+            <w:tcW w:type="dxa" w:w="4680"/>
           </w:tcPr>
           <w:p>
             <w:pPr>
@@ -349,7 +227,7 @@
       <w:tr>
         <w:tc>
           <w:tcPr>
-            <w:tcW w:type="dxa" w:w="2340"/>
+            <w:tcW w:type="dxa" w:w="4680"/>
           </w:tcPr>
           <w:p>
             <w:pPr>
@@ -363,35 +241,7 @@
         </w:tc>
         <w:tc>
           <w:tcPr>
-            <w:tcW w:type="dxa" w:w="2340"/>
-          </w:tcPr>
-          <w:p>
-            <w:pPr>
-              <w:pStyle w:val="Compact"/>
-              <w:jc w:val="left"/>
-            </w:pPr>
-            <w:r>
-              <w:t xml:space="preserve">müzik</w:t>
-            </w:r>
-          </w:p>
-        </w:tc>
-        <w:tc>
-          <w:tcPr>
-            <w:tcW w:type="dxa" w:w="2340"/>
-          </w:tcPr>
-          <w:p>
-            <w:pPr>
-              <w:pStyle w:val="Compact"/>
-              <w:jc w:val="left"/>
-            </w:pPr>
-            <w:r>
-              <w:t xml:space="preserve">música</w:t>
-            </w:r>
-          </w:p>
-        </w:tc>
-        <w:tc>
-          <w:tcPr>
-            <w:tcW w:type="dxa" w:w="2340"/>
+            <w:tcW w:type="dxa" w:w="4680"/>
           </w:tcPr>
           <w:p>
             <w:pPr>
@@ -407,7 +257,7 @@
       <w:tr>
         <w:tc>
           <w:tcPr>
-            <w:tcW w:type="dxa" w:w="2340"/>
+            <w:tcW w:type="dxa" w:w="4680"/>
           </w:tcPr>
           <w:p>
             <w:pPr>
@@ -421,35 +271,7 @@
         </w:tc>
         <w:tc>
           <w:tcPr>
-            <w:tcW w:type="dxa" w:w="2340"/>
-          </w:tcPr>
-          <w:p>
-            <w:pPr>
-              <w:pStyle w:val="Compact"/>
-              <w:jc w:val="left"/>
-            </w:pPr>
-            <w:r>
-              <w:t xml:space="preserve">konuşmak</w:t>
-            </w:r>
-          </w:p>
-        </w:tc>
-        <w:tc>
-          <w:tcPr>
-            <w:tcW w:type="dxa" w:w="2340"/>
-          </w:tcPr>
-          <w:p>
-            <w:pPr>
-              <w:pStyle w:val="Compact"/>
-              <w:jc w:val="left"/>
-            </w:pPr>
-            <w:r>
-              <w:t xml:space="preserve">conversar</w:t>
-            </w:r>
-          </w:p>
-        </w:tc>
-        <w:tc>
-          <w:tcPr>
-            <w:tcW w:type="dxa" w:w="2340"/>
+            <w:tcW w:type="dxa" w:w="4680"/>
           </w:tcPr>
           <w:p>
             <w:pPr>
@@ -465,7 +287,7 @@
       <w:tr>
         <w:tc>
           <w:tcPr>
-            <w:tcW w:type="dxa" w:w="2340"/>
+            <w:tcW w:type="dxa" w:w="4680"/>
           </w:tcPr>
           <w:p>
             <w:pPr>
@@ -479,35 +301,7 @@
         </w:tc>
         <w:tc>
           <w:tcPr>
-            <w:tcW w:type="dxa" w:w="2340"/>
-          </w:tcPr>
-          <w:p>
-            <w:pPr>
-              <w:pStyle w:val="Compact"/>
-              <w:jc w:val="left"/>
-            </w:pPr>
-            <w:r>
-              <w:t xml:space="preserve">uyku</w:t>
-            </w:r>
-          </w:p>
-        </w:tc>
-        <w:tc>
-          <w:tcPr>
-            <w:tcW w:type="dxa" w:w="2340"/>
-          </w:tcPr>
-          <w:p>
-            <w:pPr>
-              <w:pStyle w:val="Compact"/>
-              <w:jc w:val="left"/>
-            </w:pPr>
-            <w:r>
-              <w:t xml:space="preserve">sono</w:t>
-            </w:r>
-          </w:p>
-        </w:tc>
-        <w:tc>
-          <w:tcPr>
-            <w:tcW w:type="dxa" w:w="2340"/>
+            <w:tcW w:type="dxa" w:w="4680"/>
           </w:tcPr>
           <w:p>
             <w:pPr>
@@ -523,7 +317,7 @@
       <w:tr>
         <w:tc>
           <w:tcPr>
-            <w:tcW w:type="dxa" w:w="2340"/>
+            <w:tcW w:type="dxa" w:w="4680"/>
           </w:tcPr>
           <w:p>
             <w:pPr>
@@ -537,35 +331,7 @@
         </w:tc>
         <w:tc>
           <w:tcPr>
-            <w:tcW w:type="dxa" w:w="2340"/>
-          </w:tcPr>
-          <w:p>
-            <w:pPr>
-              <w:pStyle w:val="Compact"/>
-              <w:jc w:val="left"/>
-            </w:pPr>
-            <w:r>
-              <w:t xml:space="preserve">yemek</w:t>
-            </w:r>
-          </w:p>
-        </w:tc>
-        <w:tc>
-          <w:tcPr>
-            <w:tcW w:type="dxa" w:w="2340"/>
-          </w:tcPr>
-          <w:p>
-            <w:pPr>
-              <w:pStyle w:val="Compact"/>
-              <w:jc w:val="left"/>
-            </w:pPr>
-            <w:r>
-              <w:t xml:space="preserve">comida</w:t>
-            </w:r>
-          </w:p>
-        </w:tc>
-        <w:tc>
-          <w:tcPr>
-            <w:tcW w:type="dxa" w:w="2340"/>
+            <w:tcW w:type="dxa" w:w="4680"/>
           </w:tcPr>
           <w:p>
             <w:pPr>
@@ -1169,18 +935,27 @@
       </w:r>
     </w:p>
     <w:p>
-      <w:r>
-        <w:br w:type="page"/>
-      </w:r>
-    </w:p>
-    <w:p>
-      <w:r>
-        <w:br w:type="page"/>
-      </w:r>
-    </w:p>
-    <w:p>
-      <w:r>
-        <w:br w:type="page"/>
+      <w:pPr>
+        <w:pStyle w:val="BodyText"/>
+      </w:pPr>
+      <w:r>
+        <w:t xml:space="preserve">____________________________________________________________________________________________</w:t>
+      </w:r>
+    </w:p>
+    <w:p>
+      <w:pPr>
+        <w:pStyle w:val="BodyText"/>
+      </w:pPr>
+      <w:r>
+        <w:t xml:space="preserve">____________________________________________________________________________________________</w:t>
+      </w:r>
+    </w:p>
+    <w:p>
+      <w:pPr>
+        <w:pStyle w:val="BodyText"/>
+      </w:pPr>
+      <w:r>
+        <w:t xml:space="preserve">____________________________________________________________________________________________</w:t>
       </w:r>
     </w:p>
     <w:p>

--- a/downloads/handouts/Unit 03/Handout 03.08 - Toolkit Test Sheet and Toolkit Card.docx
+++ b/downloads/handouts/Unit 03/Handout 03.08 - Toolkit Test Sheet and Toolkit Card.docx
@@ -34,7 +34,7 @@
         <w:t xml:space="preserve"> </w:t>
       </w:r>
       <w:r>
-        <w:t xml:space="preserve">Page 1 is the test sheet. Write your baseline number from the do now, then test six tools. After each one, rate your stress 1 (calm) to 5 (a lot) and write one word for how it felt. Honest numbers only.</w:t>
+        <w:t xml:space="preserve">Page 1 is the test sheet. Write your baseline number from the do now. A baseline is your starting number, before any tool. Then test six tools. After each one, rate your stress from 1 (calm) to 5 (a lot). Write one word for how it felt. Honest numbers only.</w:t>
       </w:r>
       <w:r>
         <w:t xml:space="preserve"> </w:t>
@@ -52,7 +52,7 @@
         <w:t xml:space="preserve"> </w:t>
       </w:r>
       <w:r>
-        <w:t xml:space="preserve">is a true and useful answer. You may sit out any tool; write</w:t>
+        <w:t xml:space="preserve">is a true and useful answer. You may sit out any tool. If you do, write</w:t>
       </w:r>
       <w:r>
         <w:t xml:space="preserve"> </w:t>
@@ -70,7 +70,7 @@
         <w:t xml:space="preserve"> </w:t>
       </w:r>
       <w:r>
-        <w:t xml:space="preserve">and a one-word reason. Page 2 is your toolkit card: cut it off and keep it. The test sheet is turned in; the card is yours.</w:t>
+        <w:t xml:space="preserve">and a one-word reason. Page 2 is your toolkit card. Cut it off and keep it. The test sheet is turned in. The card is yours.</w:t>
       </w:r>
     </w:p>
     <w:p>
@@ -506,7 +506,7 @@
               <w:jc w:val="left"/>
             </w:pPr>
             <w:r>
-              <w:t xml:space="preserve">Change from baseline (+, 0, or the number it dropped)</w:t>
+              <w:t xml:space="preserve">Change from baseline (write + if it went up, 0 if it stayed the same, or how many points it dropped)</w:t>
             </w:r>
           </w:p>
         </w:tc>
@@ -816,7 +816,7 @@
               <w:jc w:val="left"/>
             </w:pPr>
             <w:r>
-              <w:t xml:space="preserve">Not a live test. Answer: Did I sleep in my window last night? Y / N. Did I eat something real today? Y / N. Rate how you think you would feel if both were yes.</w:t>
+              <w:t xml:space="preserve">Not a live test. Answer two questions. Did I sleep in my sleep window (the hours I planned in Lesson 2.6) last night? Y / N. Did I eat something real today? Y / N. Then rate how you think you would feel if both were yes.</w:t>
             </w:r>
           </w:p>
         </w:tc>
@@ -931,7 +931,7 @@
         <w:pStyle w:val="BodyText"/>
       </w:pPr>
       <w:r>
-        <w:t xml:space="preserve">Grade 8 stretch (Part 3): pick one tool and write its steps as a three-line card a younger student could follow. Then one sentence: which tool would work in a job (think of the crisis day in the Investor Challenge)?</w:t>
+        <w:t xml:space="preserve">Grade 8 stretch: pick one tool. Write its steps as a three-line card a younger student could follow. Then write one sentence: which tool would work in a job? (Think of the crisis day in the Investor Challenge.)</w:t>
       </w:r>
     </w:p>
     <w:p>
@@ -939,7 +939,7 @@
         <w:pStyle w:val="BodyText"/>
       </w:pPr>
       <w:r>
-        <w:t xml:space="preserve">____________________________________________________________________________________________</w:t>
+        <w:t xml:space="preserve">Line 1: ____________________________________________________________________________________________</w:t>
       </w:r>
     </w:p>
     <w:p>
@@ -947,7 +947,7 @@
         <w:pStyle w:val="BodyText"/>
       </w:pPr>
       <w:r>
-        <w:t xml:space="preserve">____________________________________________________________________________________________</w:t>
+        <w:t xml:space="preserve">Line 2: ____________________________________________________________________________________________</w:t>
       </w:r>
     </w:p>
     <w:p>
@@ -955,7 +955,7 @@
         <w:pStyle w:val="BodyText"/>
       </w:pPr>
       <w:r>
-        <w:t xml:space="preserve">____________________________________________________________________________________________</w:t>
+        <w:t xml:space="preserve">Line 3: ____________________________________________________________________________________________</w:t>
       </w:r>
     </w:p>
     <w:p>
